--- a/NTFS_Lab_SOP_Final_Reviewed.docx
+++ b/NTFS_Lab_SOP_Final_Reviewed.docx
@@ -852,7 +852,7 @@
         <w:spacing w:after="120"/>
       </w:pPr>
       <w:r>
-        <w:t xml:space="preserve">Open each file below in a plain text editor (not Microsoft Word) and paste in its matching content.</w:t>
+        <w:t xml:space="preserve">For each file below: create it first (a New-Item and notepad command is provided), then paste in its matching content and save. Use a plain text editor, not Microsoft Word.</w:t>
       </w:r>
     </w:p>
     <w:p>
@@ -862,6 +862,50 @@
       </w:pPr>
       <w:r>
         <w:t xml:space="preserve">backend.tf</w:t>
+      </w:r>
+    </w:p>
+    <w:p>
+      <w:pPr>
+        <w:spacing w:after="60"/>
+      </w:pPr>
+      <w:r>
+        <w:rPr>
+          <w:i/>
+          <w:iCs/>
+          <w:color w:val="555555"/>
+          <w:sz w:val="19"/>
+          <w:szCs w:val="19"/>
+        </w:rPr>
+        <w:t xml:space="preserve">Create this file first, then paste the content below into it and save:</w:t>
+      </w:r>
+    </w:p>
+    <w:p>
+      <w:pPr>
+        <w:pBdr>
+          <w:top w:val="single" w:color="CCCCCC" w:sz="4"/>
+          <w:bottom w:val="single" w:color="CCCCCC" w:sz="4"/>
+          <w:left w:val="single" w:color="CCCCCC" w:sz="4"/>
+          <w:right w:val="single" w:color="CCCCCC" w:sz="4"/>
+        </w:pBdr>
+        <w:shd w:fill="F2F2F2" w:val="clear"/>
+        <w:spacing w:after="120"/>
+      </w:pPr>
+      <w:r>
+        <w:rPr>
+          <w:rFonts w:ascii="Consolas" w:cs="Consolas" w:eastAsia="Consolas" w:hAnsi="Consolas"/>
+          <w:sz w:val="18"/>
+          <w:szCs w:val="18"/>
+        </w:rPr>
+        <w:t xml:space="preserve">New-Item -ItemType File -Name "backend.tf"</w:t>
+      </w:r>
+      <w:r>
+        <w:rPr>
+          <w:rFonts w:ascii="Consolas" w:cs="Consolas" w:eastAsia="Consolas" w:hAnsi="Consolas"/>
+          <w:sz w:val="18"/>
+          <w:szCs w:val="18"/>
+        </w:rPr>
+        <w:br/>
+        <w:t xml:space="preserve">notepad backend.tf</w:t>
       </w:r>
     </w:p>
     <w:p>
@@ -906,6 +950,50 @@
       </w:pPr>
       <w:r>
         <w:t xml:space="preserve">versions.tf</w:t>
+      </w:r>
+    </w:p>
+    <w:p>
+      <w:pPr>
+        <w:spacing w:after="60"/>
+      </w:pPr>
+      <w:r>
+        <w:rPr>
+          <w:i/>
+          <w:iCs/>
+          <w:color w:val="555555"/>
+          <w:sz w:val="19"/>
+          <w:szCs w:val="19"/>
+        </w:rPr>
+        <w:t xml:space="preserve">Create this file first, then paste the content below into it and save:</w:t>
+      </w:r>
+    </w:p>
+    <w:p>
+      <w:pPr>
+        <w:pBdr>
+          <w:top w:val="single" w:color="CCCCCC" w:sz="4"/>
+          <w:bottom w:val="single" w:color="CCCCCC" w:sz="4"/>
+          <w:left w:val="single" w:color="CCCCCC" w:sz="4"/>
+          <w:right w:val="single" w:color="CCCCCC" w:sz="4"/>
+        </w:pBdr>
+        <w:shd w:fill="F2F2F2" w:val="clear"/>
+        <w:spacing w:after="120"/>
+      </w:pPr>
+      <w:r>
+        <w:rPr>
+          <w:rFonts w:ascii="Consolas" w:cs="Consolas" w:eastAsia="Consolas" w:hAnsi="Consolas"/>
+          <w:sz w:val="18"/>
+          <w:szCs w:val="18"/>
+        </w:rPr>
+        <w:t xml:space="preserve">New-Item -ItemType File -Name "versions.tf"</w:t>
+      </w:r>
+      <w:r>
+        <w:rPr>
+          <w:rFonts w:ascii="Consolas" w:cs="Consolas" w:eastAsia="Consolas" w:hAnsi="Consolas"/>
+          <w:sz w:val="18"/>
+          <w:szCs w:val="18"/>
+        </w:rPr>
+        <w:br/>
+        <w:t xml:space="preserve">notepad versions.tf</w:t>
       </w:r>
     </w:p>
     <w:tbl>
@@ -1112,6 +1200,50 @@
       </w:pPr>
       <w:r>
         <w:t xml:space="preserve">variables.tf</w:t>
+      </w:r>
+    </w:p>
+    <w:p>
+      <w:pPr>
+        <w:spacing w:after="60"/>
+      </w:pPr>
+      <w:r>
+        <w:rPr>
+          <w:i/>
+          <w:iCs/>
+          <w:color w:val="555555"/>
+          <w:sz w:val="19"/>
+          <w:szCs w:val="19"/>
+        </w:rPr>
+        <w:t xml:space="preserve">Create this file first, then paste the content below into it and save:</w:t>
+      </w:r>
+    </w:p>
+    <w:p>
+      <w:pPr>
+        <w:pBdr>
+          <w:top w:val="single" w:color="CCCCCC" w:sz="4"/>
+          <w:bottom w:val="single" w:color="CCCCCC" w:sz="4"/>
+          <w:left w:val="single" w:color="CCCCCC" w:sz="4"/>
+          <w:right w:val="single" w:color="CCCCCC" w:sz="4"/>
+        </w:pBdr>
+        <w:shd w:fill="F2F2F2" w:val="clear"/>
+        <w:spacing w:after="120"/>
+      </w:pPr>
+      <w:r>
+        <w:rPr>
+          <w:rFonts w:ascii="Consolas" w:cs="Consolas" w:eastAsia="Consolas" w:hAnsi="Consolas"/>
+          <w:sz w:val="18"/>
+          <w:szCs w:val="18"/>
+        </w:rPr>
+        <w:t xml:space="preserve">New-Item -ItemType File -Name "variables.tf"</w:t>
+      </w:r>
+      <w:r>
+        <w:rPr>
+          <w:rFonts w:ascii="Consolas" w:cs="Consolas" w:eastAsia="Consolas" w:hAnsi="Consolas"/>
+          <w:sz w:val="18"/>
+          <w:szCs w:val="18"/>
+        </w:rPr>
+        <w:br/>
+        <w:t xml:space="preserve">notepad variables.tf</w:t>
       </w:r>
     </w:p>
     <w:p>
@@ -1220,6 +1352,50 @@
       </w:pPr>
       <w:r>
         <w:t xml:space="preserve">main.tf</w:t>
+      </w:r>
+    </w:p>
+    <w:p>
+      <w:pPr>
+        <w:spacing w:after="60"/>
+      </w:pPr>
+      <w:r>
+        <w:rPr>
+          <w:i/>
+          <w:iCs/>
+          <w:color w:val="555555"/>
+          <w:sz w:val="19"/>
+          <w:szCs w:val="19"/>
+        </w:rPr>
+        <w:t xml:space="preserve">Create this file first, then paste the content below into it and save:</w:t>
+      </w:r>
+    </w:p>
+    <w:p>
+      <w:pPr>
+        <w:pBdr>
+          <w:top w:val="single" w:color="CCCCCC" w:sz="4"/>
+          <w:bottom w:val="single" w:color="CCCCCC" w:sz="4"/>
+          <w:left w:val="single" w:color="CCCCCC" w:sz="4"/>
+          <w:right w:val="single" w:color="CCCCCC" w:sz="4"/>
+        </w:pBdr>
+        <w:shd w:fill="F2F2F2" w:val="clear"/>
+        <w:spacing w:after="120"/>
+      </w:pPr>
+      <w:r>
+        <w:rPr>
+          <w:rFonts w:ascii="Consolas" w:cs="Consolas" w:eastAsia="Consolas" w:hAnsi="Consolas"/>
+          <w:sz w:val="18"/>
+          <w:szCs w:val="18"/>
+        </w:rPr>
+        <w:t xml:space="preserve">New-Item -ItemType File -Name "main.tf"</w:t>
+      </w:r>
+      <w:r>
+        <w:rPr>
+          <w:rFonts w:ascii="Consolas" w:cs="Consolas" w:eastAsia="Consolas" w:hAnsi="Consolas"/>
+          <w:sz w:val="18"/>
+          <w:szCs w:val="18"/>
+        </w:rPr>
+        <w:br/>
+        <w:t xml:space="preserve">notepad main.tf</w:t>
       </w:r>
     </w:p>
     <w:p>
@@ -1497,6 +1673,50 @@
     </w:p>
     <w:p>
       <w:pPr>
+        <w:spacing w:after="60"/>
+      </w:pPr>
+      <w:r>
+        <w:rPr>
+          <w:i/>
+          <w:iCs/>
+          <w:color w:val="555555"/>
+          <w:sz w:val="19"/>
+          <w:szCs w:val="19"/>
+        </w:rPr>
+        <w:t xml:space="preserve">Create this file first, then paste the content below into it and save:</w:t>
+      </w:r>
+    </w:p>
+    <w:p>
+      <w:pPr>
+        <w:pBdr>
+          <w:top w:val="single" w:color="CCCCCC" w:sz="4"/>
+          <w:bottom w:val="single" w:color="CCCCCC" w:sz="4"/>
+          <w:left w:val="single" w:color="CCCCCC" w:sz="4"/>
+          <w:right w:val="single" w:color="CCCCCC" w:sz="4"/>
+        </w:pBdr>
+        <w:shd w:fill="F2F2F2" w:val="clear"/>
+        <w:spacing w:after="120"/>
+      </w:pPr>
+      <w:r>
+        <w:rPr>
+          <w:rFonts w:ascii="Consolas" w:cs="Consolas" w:eastAsia="Consolas" w:hAnsi="Consolas"/>
+          <w:sz w:val="18"/>
+          <w:szCs w:val="18"/>
+        </w:rPr>
+        <w:t xml:space="preserve">New-Item -ItemType File -Name "keyvault.tf"</w:t>
+      </w:r>
+      <w:r>
+        <w:rPr>
+          <w:rFonts w:ascii="Consolas" w:cs="Consolas" w:eastAsia="Consolas" w:hAnsi="Consolas"/>
+          <w:sz w:val="18"/>
+          <w:szCs w:val="18"/>
+        </w:rPr>
+        <w:br/>
+        <w:t xml:space="preserve">notepad keyvault.tf</w:t>
+      </w:r>
+    </w:p>
+    <w:p>
+      <w:pPr>
         <w:spacing w:after="120"/>
       </w:pPr>
       <w:r>
@@ -1581,6 +1801,50 @@
     </w:p>
     <w:p>
       <w:pPr>
+        <w:spacing w:after="60"/>
+      </w:pPr>
+      <w:r>
+        <w:rPr>
+          <w:i/>
+          <w:iCs/>
+          <w:color w:val="555555"/>
+          <w:sz w:val="19"/>
+          <w:szCs w:val="19"/>
+        </w:rPr>
+        <w:t xml:space="preserve">Create this file first, then paste the content below into it and save:</w:t>
+      </w:r>
+    </w:p>
+    <w:p>
+      <w:pPr>
+        <w:pBdr>
+          <w:top w:val="single" w:color="CCCCCC" w:sz="4"/>
+          <w:bottom w:val="single" w:color="CCCCCC" w:sz="4"/>
+          <w:left w:val="single" w:color="CCCCCC" w:sz="4"/>
+          <w:right w:val="single" w:color="CCCCCC" w:sz="4"/>
+        </w:pBdr>
+        <w:shd w:fill="F2F2F2" w:val="clear"/>
+        <w:spacing w:after="120"/>
+      </w:pPr>
+      <w:r>
+        <w:rPr>
+          <w:rFonts w:ascii="Consolas" w:cs="Consolas" w:eastAsia="Consolas" w:hAnsi="Consolas"/>
+          <w:sz w:val="18"/>
+          <w:szCs w:val="18"/>
+        </w:rPr>
+        <w:t xml:space="preserve">New-Item -ItemType File -Name "outputs.tf"</w:t>
+      </w:r>
+      <w:r>
+        <w:rPr>
+          <w:rFonts w:ascii="Consolas" w:cs="Consolas" w:eastAsia="Consolas" w:hAnsi="Consolas"/>
+          <w:sz w:val="18"/>
+          <w:szCs w:val="18"/>
+        </w:rPr>
+        <w:br/>
+        <w:t xml:space="preserve">notepad outputs.tf</w:t>
+      </w:r>
+    </w:p>
+    <w:p>
+      <w:pPr>
         <w:pBdr>
           <w:top w:val="single" w:color="CCCCCC" w:sz="4"/>
           <w:bottom w:val="single" w:color="CCCCCC" w:sz="4"/>
@@ -1610,6 +1874,50 @@
       </w:pPr>
       <w:r>
         <w:t xml:space="preserve">terraform.tfvars.example</w:t>
+      </w:r>
+    </w:p>
+    <w:p>
+      <w:pPr>
+        <w:spacing w:after="60"/>
+      </w:pPr>
+      <w:r>
+        <w:rPr>
+          <w:i/>
+          <w:iCs/>
+          <w:color w:val="555555"/>
+          <w:sz w:val="19"/>
+          <w:szCs w:val="19"/>
+        </w:rPr>
+        <w:t xml:space="preserve">Create this file first, then paste the content below into it and save:</w:t>
+      </w:r>
+    </w:p>
+    <w:p>
+      <w:pPr>
+        <w:pBdr>
+          <w:top w:val="single" w:color="CCCCCC" w:sz="4"/>
+          <w:bottom w:val="single" w:color="CCCCCC" w:sz="4"/>
+          <w:left w:val="single" w:color="CCCCCC" w:sz="4"/>
+          <w:right w:val="single" w:color="CCCCCC" w:sz="4"/>
+        </w:pBdr>
+        <w:shd w:fill="F2F2F2" w:val="clear"/>
+        <w:spacing w:after="120"/>
+      </w:pPr>
+      <w:r>
+        <w:rPr>
+          <w:rFonts w:ascii="Consolas" w:cs="Consolas" w:eastAsia="Consolas" w:hAnsi="Consolas"/>
+          <w:sz w:val="18"/>
+          <w:szCs w:val="18"/>
+        </w:rPr>
+        <w:t xml:space="preserve">New-Item -ItemType File -Name "terraform.tfvars.example"</w:t>
+      </w:r>
+      <w:r>
+        <w:rPr>
+          <w:rFonts w:ascii="Consolas" w:cs="Consolas" w:eastAsia="Consolas" w:hAnsi="Consolas"/>
+          <w:sz w:val="18"/>
+          <w:szCs w:val="18"/>
+        </w:rPr>
+        <w:br/>
+        <w:t xml:space="preserve">notepad terraform.tfvars.example</w:t>
       </w:r>
     </w:p>
     <w:p>
@@ -1653,6 +1961,50 @@
       </w:pPr>
       <w:r>
         <w:t xml:space="preserve">.gitignore</w:t>
+      </w:r>
+    </w:p>
+    <w:p>
+      <w:pPr>
+        <w:spacing w:after="60"/>
+      </w:pPr>
+      <w:r>
+        <w:rPr>
+          <w:i/>
+          <w:iCs/>
+          <w:color w:val="555555"/>
+          <w:sz w:val="19"/>
+          <w:szCs w:val="19"/>
+        </w:rPr>
+        <w:t xml:space="preserve">Create this file first, then paste the content below into it and save:</w:t>
+      </w:r>
+    </w:p>
+    <w:p>
+      <w:pPr>
+        <w:pBdr>
+          <w:top w:val="single" w:color="CCCCCC" w:sz="4"/>
+          <w:bottom w:val="single" w:color="CCCCCC" w:sz="4"/>
+          <w:left w:val="single" w:color="CCCCCC" w:sz="4"/>
+          <w:right w:val="single" w:color="CCCCCC" w:sz="4"/>
+        </w:pBdr>
+        <w:shd w:fill="F2F2F2" w:val="clear"/>
+        <w:spacing w:after="120"/>
+      </w:pPr>
+      <w:r>
+        <w:rPr>
+          <w:rFonts w:ascii="Consolas" w:cs="Consolas" w:eastAsia="Consolas" w:hAnsi="Consolas"/>
+          <w:sz w:val="18"/>
+          <w:szCs w:val="18"/>
+        </w:rPr>
+        <w:t xml:space="preserve">New-Item -ItemType File -Name ".gitignore"</w:t>
+      </w:r>
+      <w:r>
+        <w:rPr>
+          <w:rFonts w:ascii="Consolas" w:cs="Consolas" w:eastAsia="Consolas" w:hAnsi="Consolas"/>
+          <w:sz w:val="18"/>
+          <w:szCs w:val="18"/>
+        </w:rPr>
+        <w:br/>
+        <w:t xml:space="preserve">notepad .gitignore</w:t>
       </w:r>
     </w:p>
     <w:p>
@@ -1941,7 +2293,7 @@
         <w:spacing w:after="120"/>
       </w:pPr>
       <w:r>
-        <w:t xml:space="preserve">Create each file inside your scripts folder. These get pushed to the right VM automatically by the orchestration script in Step 7, you never run them by hand.</w:t>
+        <w:t xml:space="preserve">Create each file inside your scripts folder (a New-Item and notepad command is provided for each one below). These get pushed to the right VM automatically by the orchestration script in Step 7, you never run them by hand.</w:t>
       </w:r>
     </w:p>
     <w:p>
@@ -1951,6 +2303,50 @@
       </w:pPr>
       <w:r>
         <w:t xml:space="preserve">scripts/00-promote-dc.ps1</w:t>
+      </w:r>
+    </w:p>
+    <w:p>
+      <w:pPr>
+        <w:spacing w:after="60"/>
+      </w:pPr>
+      <w:r>
+        <w:rPr>
+          <w:i/>
+          <w:iCs/>
+          <w:color w:val="555555"/>
+          <w:sz w:val="19"/>
+          <w:szCs w:val="19"/>
+        </w:rPr>
+        <w:t xml:space="preserve">Create this file first, then paste the content below into it and save:</w:t>
+      </w:r>
+    </w:p>
+    <w:p>
+      <w:pPr>
+        <w:pBdr>
+          <w:top w:val="single" w:color="CCCCCC" w:sz="4"/>
+          <w:bottom w:val="single" w:color="CCCCCC" w:sz="4"/>
+          <w:left w:val="single" w:color="CCCCCC" w:sz="4"/>
+          <w:right w:val="single" w:color="CCCCCC" w:sz="4"/>
+        </w:pBdr>
+        <w:shd w:fill="F2F2F2" w:val="clear"/>
+        <w:spacing w:after="120"/>
+      </w:pPr>
+      <w:r>
+        <w:rPr>
+          <w:rFonts w:ascii="Consolas" w:cs="Consolas" w:eastAsia="Consolas" w:hAnsi="Consolas"/>
+          <w:sz w:val="18"/>
+          <w:szCs w:val="18"/>
+        </w:rPr>
+        <w:t xml:space="preserve">New-Item -ItemType File -Name "00-promote-dc.ps1"</w:t>
+      </w:r>
+      <w:r>
+        <w:rPr>
+          <w:rFonts w:ascii="Consolas" w:cs="Consolas" w:eastAsia="Consolas" w:hAnsi="Consolas"/>
+          <w:sz w:val="18"/>
+          <w:szCs w:val="18"/>
+        </w:rPr>
+        <w:br/>
+        <w:t xml:space="preserve">notepad 00-promote-dc.ps1</w:t>
       </w:r>
     </w:p>
     <w:p>
@@ -2002,6 +2398,50 @@
       </w:pPr>
       <w:r>
         <w:t xml:space="preserve">scripts/01-create-ad-users-groups.ps1</w:t>
+      </w:r>
+    </w:p>
+    <w:p>
+      <w:pPr>
+        <w:spacing w:after="60"/>
+      </w:pPr>
+      <w:r>
+        <w:rPr>
+          <w:i/>
+          <w:iCs/>
+          <w:color w:val="555555"/>
+          <w:sz w:val="19"/>
+          <w:szCs w:val="19"/>
+        </w:rPr>
+        <w:t xml:space="preserve">Create this file first, then paste the content below into it and save:</w:t>
+      </w:r>
+    </w:p>
+    <w:p>
+      <w:pPr>
+        <w:pBdr>
+          <w:top w:val="single" w:color="CCCCCC" w:sz="4"/>
+          <w:bottom w:val="single" w:color="CCCCCC" w:sz="4"/>
+          <w:left w:val="single" w:color="CCCCCC" w:sz="4"/>
+          <w:right w:val="single" w:color="CCCCCC" w:sz="4"/>
+        </w:pBdr>
+        <w:shd w:fill="F2F2F2" w:val="clear"/>
+        <w:spacing w:after="120"/>
+      </w:pPr>
+      <w:r>
+        <w:rPr>
+          <w:rFonts w:ascii="Consolas" w:cs="Consolas" w:eastAsia="Consolas" w:hAnsi="Consolas"/>
+          <w:sz w:val="18"/>
+          <w:szCs w:val="18"/>
+        </w:rPr>
+        <w:t xml:space="preserve">New-Item -ItemType File -Name "01-create-ad-users-groups.ps1"</w:t>
+      </w:r>
+      <w:r>
+        <w:rPr>
+          <w:rFonts w:ascii="Consolas" w:cs="Consolas" w:eastAsia="Consolas" w:hAnsi="Consolas"/>
+          <w:sz w:val="18"/>
+          <w:szCs w:val="18"/>
+        </w:rPr>
+        <w:br/>
+        <w:t xml:space="preserve">notepad 01-create-ad-users-groups.ps1</w:t>
       </w:r>
     </w:p>
     <w:p>
@@ -2063,6 +2503,50 @@
       </w:pPr>
       <w:r>
         <w:t xml:space="preserve">scripts/02-configure-shares-and-permissions.ps1</w:t>
+      </w:r>
+    </w:p>
+    <w:p>
+      <w:pPr>
+        <w:spacing w:after="60"/>
+      </w:pPr>
+      <w:r>
+        <w:rPr>
+          <w:i/>
+          <w:iCs/>
+          <w:color w:val="555555"/>
+          <w:sz w:val="19"/>
+          <w:szCs w:val="19"/>
+        </w:rPr>
+        <w:t xml:space="preserve">Create this file first, then paste the content below into it and save:</w:t>
+      </w:r>
+    </w:p>
+    <w:p>
+      <w:pPr>
+        <w:pBdr>
+          <w:top w:val="single" w:color="CCCCCC" w:sz="4"/>
+          <w:bottom w:val="single" w:color="CCCCCC" w:sz="4"/>
+          <w:left w:val="single" w:color="CCCCCC" w:sz="4"/>
+          <w:right w:val="single" w:color="CCCCCC" w:sz="4"/>
+        </w:pBdr>
+        <w:shd w:fill="F2F2F2" w:val="clear"/>
+        <w:spacing w:after="120"/>
+      </w:pPr>
+      <w:r>
+        <w:rPr>
+          <w:rFonts w:ascii="Consolas" w:cs="Consolas" w:eastAsia="Consolas" w:hAnsi="Consolas"/>
+          <w:sz w:val="18"/>
+          <w:szCs w:val="18"/>
+        </w:rPr>
+        <w:t xml:space="preserve">New-Item -ItemType File -Name "02-configure-shares-and-permissions.ps1"</w:t>
+      </w:r>
+      <w:r>
+        <w:rPr>
+          <w:rFonts w:ascii="Consolas" w:cs="Consolas" w:eastAsia="Consolas" w:hAnsi="Consolas"/>
+          <w:sz w:val="18"/>
+          <w:szCs w:val="18"/>
+        </w:rPr>
+        <w:br/>
+        <w:t xml:space="preserve">notepad 02-configure-shares-and-permissions.ps1</w:t>
       </w:r>
     </w:p>
     <w:p>
@@ -2135,6 +2619,50 @@
     </w:p>
     <w:p>
       <w:pPr>
+        <w:spacing w:after="60"/>
+      </w:pPr>
+      <w:r>
+        <w:rPr>
+          <w:i/>
+          <w:iCs/>
+          <w:color w:val="555555"/>
+          <w:sz w:val="19"/>
+          <w:szCs w:val="19"/>
+        </w:rPr>
+        <w:t xml:space="preserve">Create this file first, then paste the content below into it and save:</w:t>
+      </w:r>
+    </w:p>
+    <w:p>
+      <w:pPr>
+        <w:pBdr>
+          <w:top w:val="single" w:color="CCCCCC" w:sz="4"/>
+          <w:bottom w:val="single" w:color="CCCCCC" w:sz="4"/>
+          <w:left w:val="single" w:color="CCCCCC" w:sz="4"/>
+          <w:right w:val="single" w:color="CCCCCC" w:sz="4"/>
+        </w:pBdr>
+        <w:shd w:fill="F2F2F2" w:val="clear"/>
+        <w:spacing w:after="120"/>
+      </w:pPr>
+      <w:r>
+        <w:rPr>
+          <w:rFonts w:ascii="Consolas" w:cs="Consolas" w:eastAsia="Consolas" w:hAnsi="Consolas"/>
+          <w:sz w:val="18"/>
+          <w:szCs w:val="18"/>
+        </w:rPr>
+        <w:t xml:space="preserve">New-Item -ItemType File -Name "03-configure-rdp-gpo.ps1"</w:t>
+      </w:r>
+      <w:r>
+        <w:rPr>
+          <w:rFonts w:ascii="Consolas" w:cs="Consolas" w:eastAsia="Consolas" w:hAnsi="Consolas"/>
+          <w:sz w:val="18"/>
+          <w:szCs w:val="18"/>
+        </w:rPr>
+        <w:br/>
+        <w:t xml:space="preserve">notepad 03-configure-rdp-gpo.ps1</w:t>
+      </w:r>
+    </w:p>
+    <w:p>
+      <w:pPr>
         <w:spacing w:after="120"/>
       </w:pPr>
       <w:r>
@@ -2225,6 +2753,50 @@
     </w:p>
     <w:p>
       <w:pPr>
+        <w:spacing w:after="60"/>
+      </w:pPr>
+      <w:r>
+        <w:rPr>
+          <w:i/>
+          <w:iCs/>
+          <w:color w:val="555555"/>
+          <w:sz w:val="19"/>
+          <w:szCs w:val="19"/>
+        </w:rPr>
+        <w:t xml:space="preserve">Create this file first, then paste the content below into it and save:</w:t>
+      </w:r>
+    </w:p>
+    <w:p>
+      <w:pPr>
+        <w:pBdr>
+          <w:top w:val="single" w:color="CCCCCC" w:sz="4"/>
+          <w:bottom w:val="single" w:color="CCCCCC" w:sz="4"/>
+          <w:left w:val="single" w:color="CCCCCC" w:sz="4"/>
+          <w:right w:val="single" w:color="CCCCCC" w:sz="4"/>
+        </w:pBdr>
+        <w:shd w:fill="F2F2F2" w:val="clear"/>
+        <w:spacing w:after="120"/>
+      </w:pPr>
+      <w:r>
+        <w:rPr>
+          <w:rFonts w:ascii="Consolas" w:cs="Consolas" w:eastAsia="Consolas" w:hAnsi="Consolas"/>
+          <w:sz w:val="18"/>
+          <w:szCs w:val="18"/>
+        </w:rPr>
+        <w:t xml:space="preserve">New-Item -ItemType File -Name "04-domain-join.ps1"</w:t>
+      </w:r>
+      <w:r>
+        <w:rPr>
+          <w:rFonts w:ascii="Consolas" w:cs="Consolas" w:eastAsia="Consolas" w:hAnsi="Consolas"/>
+          <w:sz w:val="18"/>
+          <w:szCs w:val="18"/>
+        </w:rPr>
+        <w:br/>
+        <w:t xml:space="preserve">notepad 04-domain-join.ps1</w:t>
+      </w:r>
+    </w:p>
+    <w:p>
+      <w:pPr>
         <w:spacing w:after="120"/>
       </w:pPr>
       <w:r>
@@ -2271,6 +2843,50 @@
       </w:pPr>
       <w:r>
         <w:t xml:space="preserve">scripts/05-verify-ad.ps1</w:t>
+      </w:r>
+    </w:p>
+    <w:p>
+      <w:pPr>
+        <w:spacing w:after="60"/>
+      </w:pPr>
+      <w:r>
+        <w:rPr>
+          <w:i/>
+          <w:iCs/>
+          <w:color w:val="555555"/>
+          <w:sz w:val="19"/>
+          <w:szCs w:val="19"/>
+        </w:rPr>
+        <w:t xml:space="preserve">Create this file first, then paste the content below into it and save:</w:t>
+      </w:r>
+    </w:p>
+    <w:p>
+      <w:pPr>
+        <w:pBdr>
+          <w:top w:val="single" w:color="CCCCCC" w:sz="4"/>
+          <w:bottom w:val="single" w:color="CCCCCC" w:sz="4"/>
+          <w:left w:val="single" w:color="CCCCCC" w:sz="4"/>
+          <w:right w:val="single" w:color="CCCCCC" w:sz="4"/>
+        </w:pBdr>
+        <w:shd w:fill="F2F2F2" w:val="clear"/>
+        <w:spacing w:after="120"/>
+      </w:pPr>
+      <w:r>
+        <w:rPr>
+          <w:rFonts w:ascii="Consolas" w:cs="Consolas" w:eastAsia="Consolas" w:hAnsi="Consolas"/>
+          <w:sz w:val="18"/>
+          <w:szCs w:val="18"/>
+        </w:rPr>
+        <w:t xml:space="preserve">New-Item -ItemType File -Name "05-verify-ad.ps1"</w:t>
+      </w:r>
+      <w:r>
+        <w:rPr>
+          <w:rFonts w:ascii="Consolas" w:cs="Consolas" w:eastAsia="Consolas" w:hAnsi="Consolas"/>
+          <w:sz w:val="18"/>
+          <w:szCs w:val="18"/>
+        </w:rPr>
+        <w:br/>
+        <w:t xml:space="preserve">notepad 05-verify-ad.ps1</w:t>
       </w:r>
     </w:p>
     <w:p>
@@ -2333,6 +2949,50 @@
       </w:pPr>
       <w:r>
         <w:t xml:space="preserve">scripts/05-verify-shares.ps1</w:t>
+      </w:r>
+    </w:p>
+    <w:p>
+      <w:pPr>
+        <w:spacing w:after="60"/>
+      </w:pPr>
+      <w:r>
+        <w:rPr>
+          <w:i/>
+          <w:iCs/>
+          <w:color w:val="555555"/>
+          <w:sz w:val="19"/>
+          <w:szCs w:val="19"/>
+        </w:rPr>
+        <w:t xml:space="preserve">Create this file first, then paste the content below into it and save:</w:t>
+      </w:r>
+    </w:p>
+    <w:p>
+      <w:pPr>
+        <w:pBdr>
+          <w:top w:val="single" w:color="CCCCCC" w:sz="4"/>
+          <w:bottom w:val="single" w:color="CCCCCC" w:sz="4"/>
+          <w:left w:val="single" w:color="CCCCCC" w:sz="4"/>
+          <w:right w:val="single" w:color="CCCCCC" w:sz="4"/>
+        </w:pBdr>
+        <w:shd w:fill="F2F2F2" w:val="clear"/>
+        <w:spacing w:after="120"/>
+      </w:pPr>
+      <w:r>
+        <w:rPr>
+          <w:rFonts w:ascii="Consolas" w:cs="Consolas" w:eastAsia="Consolas" w:hAnsi="Consolas"/>
+          <w:sz w:val="18"/>
+          <w:szCs w:val="18"/>
+        </w:rPr>
+        <w:t xml:space="preserve">New-Item -ItemType File -Name "05-verify-shares.ps1"</w:t>
+      </w:r>
+      <w:r>
+        <w:rPr>
+          <w:rFonts w:ascii="Consolas" w:cs="Consolas" w:eastAsia="Consolas" w:hAnsi="Consolas"/>
+          <w:sz w:val="18"/>
+          <w:szCs w:val="18"/>
+        </w:rPr>
+        <w:br/>
+        <w:t xml:space="preserve">notepad 05-verify-shares.ps1</w:t>
       </w:r>
     </w:p>
     <w:p>
@@ -2401,6 +3061,50 @@
       </w:pPr>
       <w:r>
         <w:t xml:space="preserve">scripts/06-add-rdp-users.ps1</w:t>
+      </w:r>
+    </w:p>
+    <w:p>
+      <w:pPr>
+        <w:spacing w:after="60"/>
+      </w:pPr>
+      <w:r>
+        <w:rPr>
+          <w:i/>
+          <w:iCs/>
+          <w:color w:val="555555"/>
+          <w:sz w:val="19"/>
+          <w:szCs w:val="19"/>
+        </w:rPr>
+        <w:t xml:space="preserve">Create this file first, then paste the content below into it and save:</w:t>
+      </w:r>
+    </w:p>
+    <w:p>
+      <w:pPr>
+        <w:pBdr>
+          <w:top w:val="single" w:color="CCCCCC" w:sz="4"/>
+          <w:bottom w:val="single" w:color="CCCCCC" w:sz="4"/>
+          <w:left w:val="single" w:color="CCCCCC" w:sz="4"/>
+          <w:right w:val="single" w:color="CCCCCC" w:sz="4"/>
+        </w:pBdr>
+        <w:shd w:fill="F2F2F2" w:val="clear"/>
+        <w:spacing w:after="120"/>
+      </w:pPr>
+      <w:r>
+        <w:rPr>
+          <w:rFonts w:ascii="Consolas" w:cs="Consolas" w:eastAsia="Consolas" w:hAnsi="Consolas"/>
+          <w:sz w:val="18"/>
+          <w:szCs w:val="18"/>
+        </w:rPr>
+        <w:t xml:space="preserve">New-Item -ItemType File -Name "06-add-rdp-users.ps1"</w:t>
+      </w:r>
+      <w:r>
+        <w:rPr>
+          <w:rFonts w:ascii="Consolas" w:cs="Consolas" w:eastAsia="Consolas" w:hAnsi="Consolas"/>
+          <w:sz w:val="18"/>
+          <w:szCs w:val="18"/>
+        </w:rPr>
+        <w:br/>
+        <w:t xml:space="preserve">notepad 06-add-rdp-users.ps1</w:t>
       </w:r>
     </w:p>
     <w:p>
@@ -3545,6 +4249,566 @@
                 <w:szCs w:val="19"/>
               </w:rPr>
               <w:t xml:space="preserve">Open backend.tf, confirm the storage account name is correct and the container exists</w:t>
+            </w:r>
+          </w:p>
+        </w:tc>
+      </w:tr>
+      <w:tr>
+        <w:tc>
+          <w:tcPr>
+            <w:tcW w:type="dxa" w:w="2800"/>
+            <w:shd w:fill="FFFFFF" w:val="clear"/>
+          </w:tcPr>
+          <w:p>
+            <w:r>
+              <w:rPr>
+                <w:b w:val="false"/>
+                <w:bCs w:val="false"/>
+                <w:color w:val="000000"/>
+                <w:sz w:val="19"/>
+                <w:szCs w:val="19"/>
+              </w:rPr>
+              <w:t xml:space="preserve">provider block errors on terraform init, 'Argument definition required'</w:t>
+            </w:r>
+          </w:p>
+        </w:tc>
+        <w:tc>
+          <w:tcPr>
+            <w:tcW w:type="dxa" w:w="3300"/>
+            <w:shd w:fill="FFFFFF" w:val="clear"/>
+          </w:tcPr>
+          <w:p>
+            <w:r>
+              <w:rPr>
+                <w:b w:val="false"/>
+                <w:bCs w:val="false"/>
+                <w:color w:val="000000"/>
+                <w:sz w:val="19"/>
+                <w:szCs w:val="19"/>
+              </w:rPr>
+              <w:t xml:space="preserve">provider "azurerm" { features {} } written as a single line. HCL does not allow a nested block inside a single-line parent block</w:t>
+            </w:r>
+          </w:p>
+        </w:tc>
+        <w:tc>
+          <w:tcPr>
+            <w:tcW w:type="dxa" w:w="3200"/>
+            <w:shd w:fill="FFFFFF" w:val="clear"/>
+          </w:tcPr>
+          <w:p>
+            <w:r>
+              <w:rPr>
+                <w:b w:val="false"/>
+                <w:bCs w:val="false"/>
+                <w:color w:val="000000"/>
+                <w:sz w:val="19"/>
+                <w:szCs w:val="19"/>
+              </w:rPr>
+              <w:t xml:space="preserve">Put features {} on its own line: provider "azurerm" {\n  features {}\n}</w:t>
+            </w:r>
+          </w:p>
+        </w:tc>
+      </w:tr>
+      <w:tr>
+        <w:tc>
+          <w:tcPr>
+            <w:tcW w:type="dxa" w:w="2800"/>
+            <w:shd w:fill="FFFFFF" w:val="clear"/>
+          </w:tcPr>
+          <w:p>
+            <w:r>
+              <w:rPr>
+                <w:b w:val="false"/>
+                <w:bCs w:val="false"/>
+                <w:color w:val="000000"/>
+                <w:sz w:val="19"/>
+                <w:szCs w:val="19"/>
+              </w:rPr>
+              <w:t xml:space="preserve">terraform init fails with ResourceGroupNotFound or ContainerNotFound</w:t>
+            </w:r>
+          </w:p>
+        </w:tc>
+        <w:tc>
+          <w:tcPr>
+            <w:tcW w:type="dxa" w:w="3300"/>
+            <w:shd w:fill="FFFFFF" w:val="clear"/>
+          </w:tcPr>
+          <w:p>
+            <w:r>
+              <w:rPr>
+                <w:b w:val="false"/>
+                <w:bCs w:val="false"/>
+                <w:color w:val="000000"/>
+                <w:sz w:val="19"/>
+                <w:szCs w:val="19"/>
+              </w:rPr>
+              <w:t xml:space="preserve">The remote state resource group, storage account, or blob container from Step 1 was never actually created, or the container step failed silently</w:t>
+            </w:r>
+          </w:p>
+        </w:tc>
+        <w:tc>
+          <w:tcPr>
+            <w:tcW w:type="dxa" w:w="3200"/>
+            <w:shd w:fill="FFFFFF" w:val="clear"/>
+          </w:tcPr>
+          <w:p>
+            <w:r>
+              <w:rPr>
+                <w:b w:val="false"/>
+                <w:bCs w:val="false"/>
+                <w:color w:val="000000"/>
+                <w:sz w:val="19"/>
+                <w:szCs w:val="19"/>
+              </w:rPr>
+              <w:t xml:space="preserve">Re-run all three Step 1 commands in order: az group create, az storage account create, az storage container create --auth-mode login. Confirm the container with az storage container list before retrying init</w:t>
+            </w:r>
+          </w:p>
+        </w:tc>
+      </w:tr>
+      <w:tr>
+        <w:tc>
+          <w:tcPr>
+            <w:tcW w:type="dxa" w:w="2800"/>
+            <w:shd w:fill="FFFFFF" w:val="clear"/>
+          </w:tcPr>
+          <w:p>
+            <w:r>
+              <w:rPr>
+                <w:b w:val="false"/>
+                <w:bCs w:val="false"/>
+                <w:color w:val="000000"/>
+                <w:sz w:val="19"/>
+                <w:szCs w:val="19"/>
+              </w:rPr>
+              <w:t xml:space="preserve">Storage account create fails, StorageAccountAlreadyTaken</w:t>
+            </w:r>
+          </w:p>
+        </w:tc>
+        <w:tc>
+          <w:tcPr>
+            <w:tcW w:type="dxa" w:w="3300"/>
+            <w:shd w:fill="FFFFFF" w:val="clear"/>
+          </w:tcPr>
+          <w:p>
+            <w:r>
+              <w:rPr>
+                <w:b w:val="false"/>
+                <w:bCs w:val="false"/>
+                <w:color w:val="000000"/>
+                <w:sz w:val="19"/>
+                <w:szCs w:val="19"/>
+              </w:rPr>
+              <w:t xml:space="preserve">Storage account names are unique across all of Azure, not just your subscription</w:t>
+            </w:r>
+          </w:p>
+        </w:tc>
+        <w:tc>
+          <w:tcPr>
+            <w:tcW w:type="dxa" w:w="3200"/>
+            <w:shd w:fill="FFFFFF" w:val="clear"/>
+          </w:tcPr>
+          <w:p>
+            <w:r>
+              <w:rPr>
+                <w:b w:val="false"/>
+                <w:bCs w:val="false"/>
+                <w:color w:val="000000"/>
+                <w:sz w:val="19"/>
+                <w:szCs w:val="19"/>
+              </w:rPr>
+              <w:t xml:space="preserve">Pick a different, more unique name (e.g. add your initials and a number), then update that same name in backend.tf before running terraform init</w:t>
+            </w:r>
+          </w:p>
+        </w:tc>
+      </w:tr>
+      <w:tr>
+        <w:tc>
+          <w:tcPr>
+            <w:tcW w:type="dxa" w:w="2800"/>
+            <w:shd w:fill="FFFFFF" w:val="clear"/>
+          </w:tcPr>
+          <w:p>
+            <w:r>
+              <w:rPr>
+                <w:b w:val="false"/>
+                <w:bCs w:val="false"/>
+                <w:color w:val="000000"/>
+                <w:sz w:val="19"/>
+                <w:szCs w:val="19"/>
+              </w:rPr>
+              <w:t xml:space="preserve">PrivateIPAddressIsAllocated error on dc01-nic during terraform apply</w:t>
+            </w:r>
+          </w:p>
+        </w:tc>
+        <w:tc>
+          <w:tcPr>
+            <w:tcW w:type="dxa" w:w="3300"/>
+            <w:shd w:fill="FFFFFF" w:val="clear"/>
+          </w:tcPr>
+          <w:p>
+            <w:r>
+              <w:rPr>
+                <w:b w:val="false"/>
+                <w:bCs w:val="false"/>
+                <w:color w:val="000000"/>
+                <w:sz w:val="19"/>
+                <w:szCs w:val="19"/>
+              </w:rPr>
+              <w:t xml:space="preserve">FS01 or CLIENT01's NIC was created before DC01's, and grabbed the static 10.0.1.4 address DC01 needed</w:t>
+            </w:r>
+          </w:p>
+        </w:tc>
+        <w:tc>
+          <w:tcPr>
+            <w:tcW w:type="dxa" w:w="3200"/>
+            <w:shd w:fill="FFFFFF" w:val="clear"/>
+          </w:tcPr>
+          <w:p>
+            <w:r>
+              <w:rPr>
+                <w:b w:val="false"/>
+                <w:bCs w:val="false"/>
+                <w:color w:val="000000"/>
+                <w:sz w:val="19"/>
+                <w:szCs w:val="19"/>
+              </w:rPr>
+              <w:t xml:space="preserve">Add depends_on = [time_sleep.wait_after_nsg, azurerm_network_interface.dc01] to both the fs01 and client01 NIC resources, forcing DC01's NIC to be created first. Already fixed in this repo's main.tf</w:t>
+            </w:r>
+          </w:p>
+        </w:tc>
+      </w:tr>
+      <w:tr>
+        <w:tc>
+          <w:tcPr>
+            <w:tcW w:type="dxa" w:w="2800"/>
+            <w:shd w:fill="FFFFFF" w:val="clear"/>
+          </w:tcPr>
+          <w:p>
+            <w:r>
+              <w:rPr>
+                <w:b w:val="false"/>
+                <w:bCs w:val="false"/>
+                <w:color w:val="000000"/>
+                <w:sz w:val="19"/>
+                <w:szCs w:val="19"/>
+              </w:rPr>
+              <w:t xml:space="preserve">OperationNotAllowed, exceeding approved [family] Cores quota, Current Limit: 0</w:t>
+            </w:r>
+          </w:p>
+        </w:tc>
+        <w:tc>
+          <w:tcPr>
+            <w:tcW w:type="dxa" w:w="3300"/>
+            <w:shd w:fill="FFFFFF" w:val="clear"/>
+          </w:tcPr>
+          <w:p>
+            <w:r>
+              <w:rPr>
+                <w:b w:val="false"/>
+                <w:bCs w:val="false"/>
+                <w:color w:val="000000"/>
+                <w:sz w:val="19"/>
+                <w:szCs w:val="19"/>
+              </w:rPr>
+              <w:t xml:space="preserve">The VM size's family has zero quota approved on this subscription, common on new or trial Azure accounts</w:t>
+            </w:r>
+          </w:p>
+        </w:tc>
+        <w:tc>
+          <w:tcPr>
+            <w:tcW w:type="dxa" w:w="3200"/>
+            <w:shd w:fill="FFFFFF" w:val="clear"/>
+          </w:tcPr>
+          <w:p>
+            <w:r>
+              <w:rPr>
+                <w:b w:val="false"/>
+                <w:bCs w:val="false"/>
+                <w:color w:val="000000"/>
+                <w:sz w:val="19"/>
+                <w:szCs w:val="19"/>
+              </w:rPr>
+              <w:t xml:space="preserve">Run az vm list-usage --location &lt;region&gt; -o table, find a family with Limit greater than 0, and use a size from that family instead</w:t>
+            </w:r>
+          </w:p>
+        </w:tc>
+      </w:tr>
+      <w:tr>
+        <w:tc>
+          <w:tcPr>
+            <w:tcW w:type="dxa" w:w="2800"/>
+            <w:shd w:fill="FFFFFF" w:val="clear"/>
+          </w:tcPr>
+          <w:p>
+            <w:r>
+              <w:rPr>
+                <w:b w:val="false"/>
+                <w:bCs w:val="false"/>
+                <w:color w:val="000000"/>
+                <w:sz w:val="19"/>
+                <w:szCs w:val="19"/>
+              </w:rPr>
+              <w:t xml:space="preserve">SkuNotAvailable, requested VM size is currently not available in location</w:t>
+            </w:r>
+          </w:p>
+        </w:tc>
+        <w:tc>
+          <w:tcPr>
+            <w:tcW w:type="dxa" w:w="3300"/>
+            <w:shd w:fill="FFFFFF" w:val="clear"/>
+          </w:tcPr>
+          <w:p>
+            <w:r>
+              <w:rPr>
+                <w:b w:val="false"/>
+                <w:bCs w:val="false"/>
+                <w:color w:val="000000"/>
+                <w:sz w:val="19"/>
+                <w:szCs w:val="19"/>
+              </w:rPr>
+              <w:t xml:space="preserve">Azure has approved quota for that size, but has no physical capacity for it in that region right now, a temporary, region-wide condition, not a config problem</w:t>
+            </w:r>
+          </w:p>
+        </w:tc>
+        <w:tc>
+          <w:tcPr>
+            <w:tcW w:type="dxa" w:w="3200"/>
+            <w:shd w:fill="FFFFFF" w:val="clear"/>
+          </w:tcPr>
+          <w:p>
+            <w:r>
+              <w:rPr>
+                <w:b w:val="false"/>
+                <w:bCs w:val="false"/>
+                <w:color w:val="000000"/>
+                <w:sz w:val="19"/>
+                <w:szCs w:val="19"/>
+              </w:rPr>
+              <w:t xml:space="preserve">Try a different size within a quota-approved family (e.g. Standard_D2s_v3), or the same size in a different region. Re-checking the same size again later sometimes also works</w:t>
+            </w:r>
+          </w:p>
+        </w:tc>
+      </w:tr>
+      <w:tr>
+        <w:tc>
+          <w:tcPr>
+            <w:tcW w:type="dxa" w:w="2800"/>
+            <w:shd w:fill="FFFFFF" w:val="clear"/>
+          </w:tcPr>
+          <w:p>
+            <w:r>
+              <w:rPr>
+                <w:b w:val="false"/>
+                <w:bCs w:val="false"/>
+                <w:color w:val="000000"/>
+                <w:sz w:val="19"/>
+                <w:szCs w:val="19"/>
+              </w:rPr>
+              <w:t xml:space="preserve">PlatformImageNotFound for the Windows 11 image</w:t>
+            </w:r>
+          </w:p>
+        </w:tc>
+        <w:tc>
+          <w:tcPr>
+            <w:tcW w:type="dxa" w:w="3300"/>
+            <w:shd w:fill="FFFFFF" w:val="clear"/>
+          </w:tcPr>
+          <w:p>
+            <w:r>
+              <w:rPr>
+                <w:b w:val="false"/>
+                <w:bCs w:val="false"/>
+                <w:color w:val="000000"/>
+                <w:sz w:val="19"/>
+                <w:szCs w:val="19"/>
+              </w:rPr>
+              <w:t xml:space="preserve">Older image SKUs like win11-23h2-pro age out of the gallery over time and stop being published as latest</w:t>
+            </w:r>
+          </w:p>
+        </w:tc>
+        <w:tc>
+          <w:tcPr>
+            <w:tcW w:type="dxa" w:w="3200"/>
+            <w:shd w:fill="FFFFFF" w:val="clear"/>
+          </w:tcPr>
+          <w:p>
+            <w:r>
+              <w:rPr>
+                <w:b w:val="false"/>
+                <w:bCs w:val="false"/>
+                <w:color w:val="000000"/>
+                <w:sz w:val="19"/>
+                <w:szCs w:val="19"/>
+              </w:rPr>
+              <w:t xml:space="preserve">Run az vm image list --publisher MicrosoftWindowsDesktop --offer windows-11 --all -o table and use whatever win11-XXh2-pro SKU is currently listed</w:t>
+            </w:r>
+          </w:p>
+        </w:tc>
+      </w:tr>
+      <w:tr>
+        <w:tc>
+          <w:tcPr>
+            <w:tcW w:type="dxa" w:w="2800"/>
+            <w:shd w:fill="FFFFFF" w:val="clear"/>
+          </w:tcPr>
+          <w:p>
+            <w:r>
+              <w:rPr>
+                <w:b w:val="false"/>
+                <w:bCs w:val="false"/>
+                <w:color w:val="000000"/>
+                <w:sz w:val="19"/>
+                <w:szCs w:val="19"/>
+              </w:rPr>
+              <w:t xml:space="preserve">Script cannot be loaded, is not digitally signed</w:t>
+            </w:r>
+          </w:p>
+        </w:tc>
+        <w:tc>
+          <w:tcPr>
+            <w:tcW w:type="dxa" w:w="3300"/>
+            <w:shd w:fill="FFFFFF" w:val="clear"/>
+          </w:tcPr>
+          <w:p>
+            <w:r>
+              <w:rPr>
+                <w:b w:val="false"/>
+                <w:bCs w:val="false"/>
+                <w:color w:val="000000"/>
+                <w:sz w:val="19"/>
+                <w:szCs w:val="19"/>
+              </w:rPr>
+              <w:t xml:space="preserve">Windows' default PowerShell execution policy blocks unsigned local scripts</w:t>
+            </w:r>
+          </w:p>
+        </w:tc>
+        <w:tc>
+          <w:tcPr>
+            <w:tcW w:type="dxa" w:w="3200"/>
+            <w:shd w:fill="FFFFFF" w:val="clear"/>
+          </w:tcPr>
+          <w:p>
+            <w:r>
+              <w:rPr>
+                <w:b w:val="false"/>
+                <w:bCs w:val="false"/>
+                <w:color w:val="000000"/>
+                <w:sz w:val="19"/>
+                <w:szCs w:val="19"/>
+              </w:rPr>
+              <w:t xml:space="preserve">Run Set-ExecutionPolicy -ExecutionPolicy Bypass -Scope Process -Force before running any .ps1 file. This only affects the current terminal session</w:t>
+            </w:r>
+          </w:p>
+        </w:tc>
+      </w:tr>
+      <w:tr>
+        <w:tc>
+          <w:tcPr>
+            <w:tcW w:type="dxa" w:w="2800"/>
+            <w:shd w:fill="FFFFFF" w:val="clear"/>
+          </w:tcPr>
+          <w:p>
+            <w:r>
+              <w:rPr>
+                <w:b w:val="false"/>
+                <w:bCs w:val="false"/>
+                <w:color w:val="000000"/>
+                <w:sz w:val="19"/>
+                <w:szCs w:val="19"/>
+              </w:rPr>
+              <w:t xml:space="preserve">Domain join fails, 'The user name or password is incorrect', even though the password is correct</w:t>
+            </w:r>
+          </w:p>
+        </w:tc>
+        <w:tc>
+          <w:tcPr>
+            <w:tcW w:type="dxa" w:w="3300"/>
+            <w:shd w:fill="FFFFFF" w:val="clear"/>
+          </w:tcPr>
+          <w:p>
+            <w:r>
+              <w:rPr>
+                <w:b w:val="false"/>
+                <w:bCs w:val="false"/>
+                <w:color w:val="000000"/>
+                <w:sz w:val="19"/>
+                <w:szCs w:val="19"/>
+              </w:rPr>
+              <w:t xml:space="preserve">A bug in configure-lab.ps1's credential substitution: -replace treats both sides as regex, so [regex]::Escape() on the replacement inserts a literal backslash before special characters like $ in the password, corrupting it before it reaches Add-Computer</w:t>
+            </w:r>
+          </w:p>
+        </w:tc>
+        <w:tc>
+          <w:tcPr>
+            <w:tcW w:type="dxa" w:w="3200"/>
+            <w:shd w:fill="FFFFFF" w:val="clear"/>
+          </w:tcPr>
+          <w:p>
+            <w:r>
+              <w:rPr>
+                <w:b w:val="false"/>
+                <w:bCs w:val="false"/>
+                <w:color w:val="000000"/>
+                <w:sz w:val="19"/>
+                <w:szCs w:val="19"/>
+              </w:rPr>
+              <w:t xml:space="preserve">Use literal .Replace() instead of -replace for credential substitution: $script = $script.Replace($key, $Replacements[$key]). Already fixed in this repo's configure-lab.ps1. If you still hit this on a copy of the script, check for that exact line</w:t>
+            </w:r>
+          </w:p>
+        </w:tc>
+      </w:tr>
+      <w:tr>
+        <w:tc>
+          <w:tcPr>
+            <w:tcW w:type="dxa" w:w="2800"/>
+            <w:shd w:fill="FFFFFF" w:val="clear"/>
+          </w:tcPr>
+          <w:p>
+            <w:r>
+              <w:rPr>
+                <w:b w:val="false"/>
+                <w:bCs w:val="false"/>
+                <w:color w:val="000000"/>
+                <w:sz w:val="19"/>
+                <w:szCs w:val="19"/>
+              </w:rPr>
+              <w:t xml:space="preserve">terraform destroy -target=... fails, 'Invalid target'</w:t>
+            </w:r>
+          </w:p>
+        </w:tc>
+        <w:tc>
+          <w:tcPr>
+            <w:tcW w:type="dxa" w:w="3300"/>
+            <w:shd w:fill="FFFFFF" w:val="clear"/>
+          </w:tcPr>
+          <w:p>
+            <w:r>
+              <w:rPr>
+                <w:b w:val="false"/>
+                <w:bCs w:val="false"/>
+                <w:color w:val="000000"/>
+                <w:sz w:val="19"/>
+                <w:szCs w:val="19"/>
+              </w:rPr>
+              <w:t xml:space="preserve">PowerShell parsed part of the resource address oddly, usually from a copy-paste issue</w:t>
+            </w:r>
+          </w:p>
+        </w:tc>
+        <w:tc>
+          <w:tcPr>
+            <w:tcW w:type="dxa" w:w="3200"/>
+            <w:shd w:fill="FFFFFF" w:val="clear"/>
+          </w:tcPr>
+          <w:p>
+            <w:r>
+              <w:rPr>
+                <w:b w:val="false"/>
+                <w:bCs w:val="false"/>
+                <w:color w:val="000000"/>
+                <w:sz w:val="19"/>
+                <w:szCs w:val="19"/>
+              </w:rPr>
+              <w:t xml:space="preserve">Wrap the address in quotes: terraform destroy -target="azurerm_network_interface.client01". To get the exact address, run terraform state list first and copy it directly from that output</w:t>
             </w:r>
           </w:p>
         </w:tc>
